--- a/tillsyn/A 29739-2026 tillsynsbegäran.docx
+++ b/tillsyn/A 29739-2026 tillsynsbegäran.docx
@@ -1180,7 +1180,7 @@
     <w:r>
       <w:tab/>
       <w:tab/>
-      <w:t>2026-07-13</w:t>
+      <w:t>2026-07-14</w:t>
       <w:br/>
       <w:br/>
     </w:r>

--- a/tillsyn/A 29739-2026 tillsynsbegäran.docx
+++ b/tillsyn/A 29739-2026 tillsynsbegäran.docx
@@ -1180,7 +1180,7 @@
     <w:r>
       <w:tab/>
       <w:tab/>
-      <w:t>2026-07-14</w:t>
+      <w:t>2026-07-15</w:t>
       <w:br/>
       <w:br/>
     </w:r>

--- a/tillsyn/A 29739-2026 tillsynsbegäran.docx
+++ b/tillsyn/A 29739-2026 tillsynsbegäran.docx
@@ -1180,7 +1180,7 @@
     <w:r>
       <w:tab/>
       <w:tab/>
-      <w:t>2026-07-15</w:t>
+      <w:t>2026-07-16</w:t>
       <w:br/>
       <w:br/>
     </w:r>

--- a/tillsyn/A 29739-2026 tillsynsbegäran.docx
+++ b/tillsyn/A 29739-2026 tillsynsbegäran.docx
@@ -1180,7 +1180,7 @@
     <w:r>
       <w:tab/>
       <w:tab/>
-      <w:t>2026-07-16</w:t>
+      <w:t>2026-07-17</w:t>
       <w:br/>
       <w:br/>
     </w:r>

--- a/tillsyn/A 29739-2026 tillsynsbegäran.docx
+++ b/tillsyn/A 29739-2026 tillsynsbegäran.docx
@@ -1180,7 +1180,7 @@
     <w:r>
       <w:tab/>
       <w:tab/>
-      <w:t>2026-07-17</w:t>
+      <w:t>2026-07-18</w:t>
       <w:br/>
       <w:br/>
     </w:r>

--- a/tillsyn/A 29739-2026 tillsynsbegäran.docx
+++ b/tillsyn/A 29739-2026 tillsynsbegäran.docx
@@ -1180,7 +1180,7 @@
     <w:r>
       <w:tab/>
       <w:tab/>
-      <w:t>2026-07-18</w:t>
+      <w:t>2026-07-19</w:t>
       <w:br/>
       <w:br/>
     </w:r>

--- a/tillsyn/A 29739-2026 tillsynsbegäran.docx
+++ b/tillsyn/A 29739-2026 tillsynsbegäran.docx
@@ -1180,7 +1180,7 @@
     <w:r>
       <w:tab/>
       <w:tab/>
-      <w:t>2026-07-19</w:t>
+      <w:t>2026-07-20</w:t>
       <w:br/>
       <w:br/>
     </w:r>

--- a/tillsyn/A 29739-2026 tillsynsbegäran.docx
+++ b/tillsyn/A 29739-2026 tillsynsbegäran.docx
@@ -1180,7 +1180,7 @@
     <w:r>
       <w:tab/>
       <w:tab/>
-      <w:t>2026-07-20</w:t>
+      <w:t>2026-07-21</w:t>
       <w:br/>
       <w:br/>
     </w:r>

--- a/tillsyn/A 29739-2026 tillsynsbegäran.docx
+++ b/tillsyn/A 29739-2026 tillsynsbegäran.docx
@@ -22,7 +22,7 @@
       <w:r>
         <w:drawing>
           <wp:inline xmlns:a="http://schemas.openxmlformats.org/drawingml/2006/main" xmlns:pic="http://schemas.openxmlformats.org/drawingml/2006/picture">
-            <wp:extent cx="5486400" cy="4387235"/>
+            <wp:extent cx="5486400" cy="4396661"/>
             <wp:docPr id="1" name="Picture 1"/>
             <wp:cNvGraphicFramePr>
               <a:graphicFrameLocks noChangeAspect="1"/>
@@ -43,7 +43,7 @@
                   <pic:spPr>
                     <a:xfrm>
                       <a:off x="0" y="0"/>
-                      <a:ext cx="5486400" cy="4387235"/>
+                      <a:ext cx="5486400" cy="4396661"/>
                     </a:xfrm>
                     <a:prstGeom prst="rect"/>
                   </pic:spPr>
@@ -65,7 +65,7 @@
     </w:p>
     <w:p>
       <w:r>
-        <w:t>I och inom 25 meter från avverkningsanmälan finns fynd av 11 naturvårdsarter, varav 4 är rödlistade, 5 är fridlysta, 10 är typiska (T) och 4 är signalarter (S): garnlav (VU, T), tallriska (NT), tretåig hackspett (NT, T, §4), vedskivlav (NT, T), bronshjon (S, T), flagellkvastmossa (S, T), plattlummer (S, T, §9), vedticka (S, T), järpe (T, §4), mattlummer (T, §9) och tjäder (T, §4). Se Figur 1.</w:t>
+        <w:t>I och inom 25 meter från avverkningsanmälan finns fynd av 15 naturvårdsarter, varav 5 är rödlistade, 8 är fridlysta, 12 är typiska (T) och 4 är signalarter (S): garnlav (VU, T), tallriska (NT), talltita (NT, §4), tretåig hackspett (NT, T, §4), vedskivlav (NT, T), bronshjon (S, T), flagellkvastmossa (S, T), plattlummer (S, T, §9), vedticka (S, T), järpe (T, §4), mattlummer (T, §9), missne (T), spillkråka (T, §4), tjäder (T, §4) och smålom (§4). Se Figur 1.</w:t>
       </w:r>
     </w:p>
     <w:p>
@@ -149,6 +149,17 @@
         <w:rPr>
           <w:b/>
         </w:rPr>
+        <w:t>Talltita (NT, §4)</w:t>
+      </w:r>
+      <w:r>
+        <w:t>, rödlistad som nära hotad och prioriterad art i Skogsvårdslagen, har häckningsrevir i anmälan. Arten har minskat kraftigt de senaste 30 åren och minskningstakten innevarande 10-årsperiod beräknas till 20 (10–30) %. Talltitan är synnerligen trogen sitt cirka 15 hektar stora revir och är beroende av flerskiktade olikåldriga skogar för att kunna föda upp sina ungar. Talltitan försvinner om dess livsmiljö kalavverkas (Eggers &amp; Low, 2014; Ekman, 1979; Griesser et al, 2007; Klein, 2020; Siffczyk et al, 2003; SLU Artdatabanken, 2021).</w:t>
+      </w:r>
+    </w:p>
+    <w:p>
+      <w:r>
+        <w:rPr>
+          <w:b/>
+        </w:rPr>
         <w:t>Tretåig hackspett (NT, §4)</w:t>
       </w:r>
       <w:r>
@@ -338,6 +349,55 @@
       </w:r>
       <w:r>
         <w:t>(SLU Artdatabanken, 2025).</w:t>
+      </w:r>
+    </w:p>
+    <w:p>
+      <w:r>
+        <w:rPr>
+          <w:b/>
+        </w:rPr>
+        <w:t>Missne</w:t>
+      </w:r>
+      <w:r>
+        <w:t xml:space="preserve"> är typisk art för </w:t>
+      </w:r>
+      <w:r>
+        <w:rPr>
+          <w:i/>
+        </w:rPr>
+        <w:t xml:space="preserve">9750 Svämlövskog, 9080 Lövsumpskog och 9760 Svämädellövskog </w:t>
+      </w:r>
+      <w:r>
+        <w:t>(SLU Artdatabanken, 2025).</w:t>
+      </w:r>
+    </w:p>
+    <w:p>
+      <w:r>
+        <w:rPr>
+          <w:b/>
+        </w:rPr>
+        <w:t>Spillkråka (§4)</w:t>
+      </w:r>
+      <w:r>
+        <w:t xml:space="preserve"> omfattas av bilaga 1 i EU:s fågeldirektiv och är typisk art för </w:t>
+      </w:r>
+      <w:r>
+        <w:rPr>
+          <w:i/>
+        </w:rPr>
+        <w:t xml:space="preserve">9010 Taiga </w:t>
+      </w:r>
+      <w:r>
+        <w:t>och</w:t>
+      </w:r>
+      <w:r>
+        <w:rPr>
+          <w:i/>
+        </w:rPr>
+        <w:t xml:space="preserve"> 9740 Skogsbevuxen myr</w:t>
+      </w:r>
+      <w:r>
+        <w:t>. Den behöver grova träd, främst tall, asp och bok som boträd. Skogsbruk med korta omloppstider och täta, homogena ungskogar utgör det största hotet. Spillkråka är en nyckelart i skogliga miljöer vars övergivna bohål utnyttjas av flera andra hålhäckande fågelarter och fladdermöss, däribland pärluggla (EN, §4), knipa (§4), salskrake (§4) och skogsduva (§4). Hökuggla (VU, §4) och slaguggla (§4) häckar ofta i högstubbar som brutits av i höjd med ett gammalt spillkråkebo (SLU Artdatabanken, 2026; Skogsstyrelsen, 2016).</w:t>
       </w:r>
     </w:p>
     <w:p>
@@ -406,7 +466,7 @@
     </w:p>
     <w:p>
       <w:r>
-        <w:t>Följande typiska arter har sina livsmiljöer och växtplatser i den avverkningsanmälda skogen: garnlav (VU, T), tretåig hackspett (NT, T, §4), vedskivlav (NT, T), bronshjon (S, T), flagellkvastmossa (S, T), plattlummer (S, T, §9), vedticka (S, T), järpe (T, §4), mattlummer (T, §9) och tjäder (T, §4).</w:t>
+        <w:t>Följande typiska arter har sina livsmiljöer och växtplatser i den avverkningsanmälda skogen: garnlav (VU, T), tretåig hackspett (NT, T, §4), vedskivlav (NT, T), bronshjon (S, T), flagellkvastmossa (S, T), plattlummer (S, T, §9), vedticka (S, T), järpe (T, §4), mattlummer (T, §9), missne (T), spillkråka (T, §4) och tjäder (T, §4).</w:t>
       </w:r>
     </w:p>
     <w:p>
@@ -481,69 +541,27 @@
         <w:pStyle w:val="Heading1"/>
       </w:pPr>
       <w:r>
-        <w:t>Tretåig hackspett – ekologi samt krav på livsmiljön</w:t>
+        <w:t>Talltita – ekologi samt krav på livsmiljön</w:t>
       </w:r>
     </w:p>
     <w:p>
       <w:r>
-        <w:t xml:space="preserve">Tretåig hackspett (NT) är fridlyst enligt §4 Artskyddsförordningen och finns med som prioriterad art i Skogsstyrelsen vägledning för skogsbruket (bilaga 4 till SVL). I vägledningen står bland annat att: </w:t>
-      </w:r>
-      <w:r>
-        <w:rPr>
-          <w:i/>
-        </w:rPr>
-        <w:t xml:space="preserve">“Tretåig hackspett har stora arealkrav och höga krav på sin livsmiljö. Omdaningen av naturskogar till kulturskogar medför en förlust av viktiga miljöer, något som förstärks av ökad fragmentering till följd av avverkningar.” </w:t>
-      </w:r>
-      <w:r>
-        <w:t xml:space="preserve">Vidare att: </w:t>
-      </w:r>
-      <w:r>
-        <w:rPr>
-          <w:i/>
-        </w:rPr>
-        <w:t>“Områden med dokumenterad permanent förekomst i naturskogsmiljöer har vanligen så stora naturvärden att skogsbruk är olämpligt”</w:t>
-      </w:r>
-      <w:r>
-        <w:t xml:space="preserve"> (SLU Artdatabanken, 2024; Skogsstyrelsen, 2016)</w:t>
-      </w:r>
-      <w:r>
-        <w:rPr>
-          <w:i/>
-        </w:rPr>
-        <w:t>.</w:t>
+        <w:t>Talltita är rödlistad som NT, fridlyst och prioriterad art i Skogsvårdslagen. Den omfattas av EU:s fågeldirektiv. Arten har minskat kraftigt de senaste 30 åren och minskningstakten innevarande 10-årsperiod beräknas till 20 (10–30) % (SLU Artdatabanken, 2022).</w:t>
       </w:r>
     </w:p>
     <w:p>
       <w:r>
-        <w:t>Tretåig hackspett är beroende av större sammanhängande naturskogar med kontinuerlig tillgång och nybildning av död ved och fragmentering av livsmiljöerna utgör ett stort hot mot arten (se exempelvis Stachura-Skierczynska et al., 2009; Wesolowski et al., 2005; Butler et al., 2004; Pakkala et al., 2002; Amcoff et al., 1996; Virkkala, 1991). Det finns studier som visar att naturskogens självgallringsprocess som den tretåiga hackspetten är beroende av, inte kan ersättas med efterlämnad hänsyn i skogsbruket (Imbeau &amp; Desrochers, 2002).</w:t>
+        <w:t>Talltita föredrar större sammanhängande barrskogar, och finns såväl i tallskog som granskog och i lövblandad barrskog. Skogens struktur är viktig och ska helst vara flerskiktad med riklig underväxt av mindre granar, björk och andra lövträd och buskar. Tillgång på murknande högstubbar är särskilt viktig, eftersom talltitan helst själv hackar ut sitt bohål (SLU Artdatabanken, 2022).</w:t>
       </w:r>
     </w:p>
     <w:p>
       <w:r>
-        <w:t>Permanenta revir av tretåig hackspett karaktäriseras ofta av artens typiska ringformigt ordnade hackmärken på framför allt gamla granar. För att säkerställa att inte revir av tretåig hackspett drabbas av avverkningsplanerna bör en inventering göras i området både under häckningstid och under vintern, då arten utnyttjar betydligt större områden än under sommarens häckningsrevir. Storleken på häckningsreviret varierar med skogstypen, förekomsten av död ved och graden av fragmentering, men är i allmänhet i storleksordningen 25–100 hektar (SLU Artdatabanken, 2024; Skogsstyrelsen, 2016).</w:t>
+        <w:t>Det finns flera studier som visar att talltita är känslig för gallring och inte överlever när dess livsmiljö kalavverkas (Eggers and Low, 2014; Griesser et al., 2007; Klein, 2020). Talltitans revir är förhållandevis stora, 10–20 hektar och arten missgynnas när skogen fragmenteras. Kalavverkning av större delar av reviret innebär att det överges (Artdatabanken, 2021).</w:t>
       </w:r>
     </w:p>
     <w:p>
       <w:r>
-        <w:t xml:space="preserve">Förutom fridlysning enligt §4 Artskyddsförordningen är tretåig hackspett även förtecknad i EU:s fågeldirektiv bilaga 1. Den är typisk art för </w:t>
-      </w:r>
-      <w:r>
-        <w:rPr>
-          <w:i/>
-        </w:rPr>
-        <w:t xml:space="preserve">9010 Taiga, 9740 Skogsbevuxen myr, 9030 Landhöjningsskog </w:t>
-      </w:r>
-      <w:r>
-        <w:t xml:space="preserve">och </w:t>
-      </w:r>
-      <w:r>
-        <w:rPr>
-          <w:i/>
-        </w:rPr>
-        <w:t>9040 Fjällbjörkskog</w:t>
-      </w:r>
-      <w:r>
-        <w:t xml:space="preserve"> samt ingår i Natura 2000 och är förtecknad i Bernkonventionen bilaga II (strikt skyddade djurarter) (SLU Artdatabanken, 2024; Skogsstyrelsen, 2016).</w:t>
+        <w:t>Talltitan är synnerligen trogen sitt revir så länge paret lever och biotopen förblir intakt. Paret stannar i sitt revir året om. En förlust av ett revir har därför en stor inverkan på den lokala populationen och trakthyggesbruket anses vara orsak till den svenska populationens kraftiga minskning. Talltiteparets revirtrohet innebär att närhelst under året man observerar en adult talltita så ingår denna plats i reviret (Siffczyk et al., 2003; Ekman, 1979).</w:t>
       </w:r>
     </w:p>
     <w:p>
@@ -551,79 +569,82 @@
         <w:pStyle w:val="Heading2"/>
       </w:pPr>
       <w:r>
-        <w:t>Referenser – tretåig hackspett</w:t>
+        <w:t>Referenser – talltita</w:t>
       </w:r>
     </w:p>
     <w:p>
       <w:r>
-        <w:t xml:space="preserve">Amcoff, M. &amp; Eriksson, P. 1996. </w:t>
+        <w:t xml:space="preserve">Eggers, S., Low, M., 2014. </w:t>
       </w:r>
       <w:r>
         <w:rPr>
           <w:i/>
         </w:rPr>
-        <w:t xml:space="preserve">Förekomst av tretåig hackspett Picoides tridactylus på bestånds- och landskapsnivå. </w:t>
-      </w:r>
-      <w:r>
-        <w:t>Ornis Svecica 6: 107–119.</w:t>
+        <w:t xml:space="preserve">Differential demographic responses of sympatric Parids to vegetation management in boreal forest. </w:t>
+      </w:r>
+      <w:r>
+        <w:t>For. Ecol. Manage. 319, 169–175.</w:t>
       </w:r>
     </w:p>
     <w:p>
       <w:r>
-        <w:t xml:space="preserve">Butler, R., Angelstam, P., Ekelund, P. &amp; Schlaeffer, R. 2004. </w:t>
+        <w:t xml:space="preserve">Ekman, J., 1979. </w:t>
       </w:r>
       <w:r>
         <w:rPr>
           <w:i/>
         </w:rPr>
-        <w:t xml:space="preserve">Dead wood threshold values for the three-toed woodpecker presence in boreal and sub-Alpine forest. </w:t>
-      </w:r>
-      <w:r>
-        <w:t>Biological conservation 119(3): 305–318.</w:t>
+        <w:t xml:space="preserve">Coherence, composition and territories of winter social groups of the Willow Tit Parus montanus and the Crested Tit P. cristatus. </w:t>
+      </w:r>
+      <w:r>
+        <w:t>Ornis Scandinavica, 10, pp 56–68</w:t>
       </w:r>
     </w:p>
     <w:p>
       <w:r>
-        <w:t xml:space="preserve">Imbeau, L. &amp; Desrochers, A. 2002. </w:t>
+        <w:t xml:space="preserve">Griesser, M., Nystrand, M., Eggers, S., Ekman, J., 2007. </w:t>
       </w:r>
       <w:r>
         <w:rPr>
           <w:i/>
         </w:rPr>
-        <w:t xml:space="preserve">Foraging Ecology and Use of Drumming Trees by Three-Toed Woodpeckers. </w:t>
-      </w:r>
-      <w:r>
-        <w:t>The Journal of Wildlife Management. Vol. 66, No. 1 (Jan., 2002), pp. 222–231.</w:t>
+        <w:t xml:space="preserve">Impact of forestry practices on fitness correlates and population productivity in an open-nesting bird species. </w:t>
+      </w:r>
+      <w:r>
+        <w:t>Conserv. Biol. 21, 767–774. https://doi.org/10.1111/j.1523- 1739.2007.00675.x</w:t>
       </w:r>
     </w:p>
     <w:p>
       <w:r>
-        <w:t xml:space="preserve">Pakkala, T., Hanski, I. &amp; Tomppo, E. 2002. </w:t>
+        <w:t xml:space="preserve">Klein, J., 2020. </w:t>
       </w:r>
       <w:r>
         <w:rPr>
           <w:i/>
         </w:rPr>
-        <w:t xml:space="preserve">Spatial ecology of the three-toed woodpecker in managed forest landscapes. </w:t>
-      </w:r>
-      <w:r>
-        <w:t>Silva Fennica 36(1): 279–288.</w:t>
+        <w:t xml:space="preserve">The forgotten forest – On thinning, retention, and biodiversity in the boreal forest. </w:t>
+      </w:r>
+      <w:r>
+        <w:t>Doctoral Thesis No. 2020:50</w:t>
       </w:r>
     </w:p>
     <w:p>
       <w:r>
-        <w:t xml:space="preserve">Skogsstyrelsen, 2016. </w:t>
+        <w:t xml:space="preserve">Siffczyk, C., Brotons, L., Kangas, K., Orell, M., 2003. </w:t>
       </w:r>
       <w:r>
         <w:rPr>
           <w:i/>
         </w:rPr>
-        <w:t>Vägledning för hänsyn till fåglar – Tretåig hackspett.</w:t>
+        <w:t xml:space="preserve">Home range size of willow tits. </w:t>
+      </w:r>
+      <w:r>
+        <w:t>Oecologica, 136, 635–642 (2003)</w:t>
       </w:r>
     </w:p>
     <w:p>
       <w:r>
-        <w:t xml:space="preserve">SLU Artdatabanken, 2024. </w:t>
+        <w:t xml:space="preserve">SLU Artdatabanken, 2021. </w:t>
       </w:r>
       <w:r>
         <w:rPr>
@@ -632,49 +653,7 @@
         <w:t xml:space="preserve">Artfaktablad. Naturvård – artfakta. </w:t>
       </w:r>
       <w:r>
-        <w:t>SLU Artdatabanken, Uppsala.</w:t>
-      </w:r>
-    </w:p>
-    <w:p>
-      <w:r>
-        <w:t xml:space="preserve">Stachura-Skierczynska, K., Tumiel, T. &amp; Skierczynski, M. 2009. </w:t>
-      </w:r>
-      <w:r>
-        <w:rPr>
-          <w:i/>
-        </w:rPr>
-        <w:t xml:space="preserve">Habitat prediction model for three-toed woodpecker and its implications for the conservation of biologically valuable forests. </w:t>
-      </w:r>
-      <w:r>
-        <w:t>Forest Ecology and Management 258(5): 697–703.</w:t>
-      </w:r>
-    </w:p>
-    <w:p>
-      <w:r>
-        <w:t xml:space="preserve">Virkkala, R. 1991. </w:t>
-      </w:r>
-      <w:r>
-        <w:rPr>
-          <w:i/>
-        </w:rPr>
-        <w:t xml:space="preserve">Population trends of forest birds in a Finnish Lapland landscape of large habitat blocks – Consequences of stochastic environmental variation or regional habitat alteration. </w:t>
-      </w:r>
-      <w:r>
-        <w:t>Biological conservation 56(2): 223–240.</w:t>
-      </w:r>
-    </w:p>
-    <w:p>
-      <w:r>
-        <w:t xml:space="preserve">Wesolowski, T., Czeszczewik, D. &amp; Rowinski, P. 2005. </w:t>
-      </w:r>
-      <w:r>
-        <w:rPr>
-          <w:i/>
-        </w:rPr>
-        <w:t xml:space="preserve">Effects of forest management on Three-toed Woodpecker Picoides tridactylus distribution in the Bialowieza Forest (NE Poland): conservation implications. </w:t>
-      </w:r>
-      <w:r>
-        <w:t>Acta Ornithologica 40(1): 53–60.</w:t>
+        <w:t>SLU Artdatabanken, Uppsala</w:t>
       </w:r>
     </w:p>
     <w:p>
@@ -682,35 +661,69 @@
         <w:pStyle w:val="Heading1"/>
       </w:pPr>
       <w:r>
-        <w:t>Järpe – ekologi samt krav på livsmiljön</w:t>
+        <w:t>Tretåig hackspett – ekologi samt krav på livsmiljön</w:t>
       </w:r>
     </w:p>
     <w:p>
       <w:r>
-        <w:t>Järpe är fridlyst enligt 4§ artskyddsförordningen och upptagen i bilaga 1 och 2 EU:s fågeldirektiv. Den finns i sammanhängande grandominerad skog över hela Sverige men förekomsterna är betydligt glesare i Götaland än i övriga landet. Järpen har sina livsmiljöer i tät barrskog med inblandning av lövträd och en väl utvecklad flerskiktad struktur med bärris och yngre eller undertryckta, täta granar i ett lägre skikt, ofta utmed bäckar och åar inne i den skyddande granskogen (SLU Artdatabanken, 2026).</w:t>
-      </w:r>
-    </w:p>
-    <w:p>
-      <w:r>
-        <w:t xml:space="preserve">Arten behöver lämpliga skogsbestånd om sammanlagt minst 25 hektar. Den är mycket stationär inom sitt revir och när ett par etablerat sig stannar de så länge miljön är intakt. Den undviker öppen mark och förﬂyttar sig sällan över större öppna myrar eller åkermark, och är därför känslig för fragmentering. Järpen överlever inte om dess livsmiljö kalavverkas och är även känslig för röjning, gallring och avverkning där unga granar och lövträd inte sparas i tillräcklig omfattning.  Järpe är typisk art för </w:t>
+        <w:t xml:space="preserve">Tretåig hackspett (NT) är fridlyst enligt §4 Artskyddsförordningen och finns med som prioriterad art i Skogsstyrelsen vägledning för skogsbruket (bilaga 4 till SVL). I vägledningen står bland annat att: </w:t>
       </w:r>
       <w:r>
         <w:rPr>
           <w:i/>
         </w:rPr>
-        <w:t>9010 Taiga, 9740 Skogsbevuxen myr</w:t>
-      </w:r>
-      <w:r>
-        <w:t xml:space="preserve"> och </w:t>
+        <w:t xml:space="preserve">“Tretåig hackspett har stora arealkrav och höga krav på sin livsmiljö. Omdaningen av naturskogar till kulturskogar medför en förlust av viktiga miljöer, något som förstärks av ökad fragmentering till följd av avverkningar.” </w:t>
+      </w:r>
+      <w:r>
+        <w:t xml:space="preserve">Vidare att: </w:t>
       </w:r>
       <w:r>
         <w:rPr>
           <w:i/>
         </w:rPr>
-        <w:t>9080 Lövsumpskog</w:t>
-      </w:r>
-      <w:r>
-        <w:t xml:space="preserve"> (SLU Artdatabanken, 2026).</w:t>
+        <w:t>“Områden med dokumenterad permanent förekomst i naturskogsmiljöer har vanligen så stora naturvärden att skogsbruk är olämpligt”</w:t>
+      </w:r>
+      <w:r>
+        <w:t xml:space="preserve"> (SLU Artdatabanken, 2024; Skogsstyrelsen, 2016)</w:t>
+      </w:r>
+      <w:r>
+        <w:rPr>
+          <w:i/>
+        </w:rPr>
+        <w:t>.</w:t>
+      </w:r>
+    </w:p>
+    <w:p>
+      <w:r>
+        <w:t>Tretåig hackspett är beroende av större sammanhängande naturskogar med kontinuerlig tillgång och nybildning av död ved och fragmentering av livsmiljöerna utgör ett stort hot mot arten (se exempelvis Stachura-Skierczynska et al., 2009; Wesolowski et al., 2005; Butler et al., 2004; Pakkala et al., 2002; Amcoff et al., 1996; Virkkala, 1991). Det finns studier som visar att naturskogens självgallringsprocess som den tretåiga hackspetten är beroende av, inte kan ersättas med efterlämnad hänsyn i skogsbruket (Imbeau &amp; Desrochers, 2002).</w:t>
+      </w:r>
+    </w:p>
+    <w:p>
+      <w:r>
+        <w:t>Permanenta revir av tretåig hackspett karaktäriseras ofta av artens typiska ringformigt ordnade hackmärken på framför allt gamla granar. För att säkerställa att inte revir av tretåig hackspett drabbas av avverkningsplanerna bör en inventering göras i området både under häckningstid och under vintern, då arten utnyttjar betydligt större områden än under sommarens häckningsrevir. Storleken på häckningsreviret varierar med skogstypen, förekomsten av död ved och graden av fragmentering, men är i allmänhet i storleksordningen 25–100 hektar (SLU Artdatabanken, 2024; Skogsstyrelsen, 2016).</w:t>
+      </w:r>
+    </w:p>
+    <w:p>
+      <w:r>
+        <w:t xml:space="preserve">Förutom fridlysning enligt §4 Artskyddsförordningen är tretåig hackspett även förtecknad i EU:s fågeldirektiv bilaga 1. Den är typisk art för </w:t>
+      </w:r>
+      <w:r>
+        <w:rPr>
+          <w:i/>
+        </w:rPr>
+        <w:t xml:space="preserve">9010 Taiga, 9740 Skogsbevuxen myr, 9030 Landhöjningsskog </w:t>
+      </w:r>
+      <w:r>
+        <w:t xml:space="preserve">och </w:t>
+      </w:r>
+      <w:r>
+        <w:rPr>
+          <w:i/>
+        </w:rPr>
+        <w:t>9040 Fjällbjörkskog</w:t>
+      </w:r>
+      <w:r>
+        <w:t xml:space="preserve"> samt ingår i Natura 2000 och är förtecknad i Bernkonventionen bilaga II (strikt skyddade djurarter) (SLU Artdatabanken, 2024; Skogsstyrelsen, 2016).</w:t>
       </w:r>
     </w:p>
     <w:p>
@@ -718,12 +731,79 @@
         <w:pStyle w:val="Heading2"/>
       </w:pPr>
       <w:r>
-        <w:t>Referenser – järpe</w:t>
+        <w:t>Referenser – tretåig hackspett</w:t>
       </w:r>
     </w:p>
     <w:p>
       <w:r>
-        <w:t xml:space="preserve">SLU Artdatabanken, 2026. </w:t>
+        <w:t xml:space="preserve">Amcoff, M. &amp; Eriksson, P. 1996. </w:t>
+      </w:r>
+      <w:r>
+        <w:rPr>
+          <w:i/>
+        </w:rPr>
+        <w:t xml:space="preserve">Förekomst av tretåig hackspett Picoides tridactylus på bestånds- och landskapsnivå. </w:t>
+      </w:r>
+      <w:r>
+        <w:t>Ornis Svecica 6: 107–119.</w:t>
+      </w:r>
+    </w:p>
+    <w:p>
+      <w:r>
+        <w:t xml:space="preserve">Butler, R., Angelstam, P., Ekelund, P. &amp; Schlaeffer, R. 2004. </w:t>
+      </w:r>
+      <w:r>
+        <w:rPr>
+          <w:i/>
+        </w:rPr>
+        <w:t xml:space="preserve">Dead wood threshold values for the three-toed woodpecker presence in boreal and sub-Alpine forest. </w:t>
+      </w:r>
+      <w:r>
+        <w:t>Biological conservation 119(3): 305–318.</w:t>
+      </w:r>
+    </w:p>
+    <w:p>
+      <w:r>
+        <w:t xml:space="preserve">Imbeau, L. &amp; Desrochers, A. 2002. </w:t>
+      </w:r>
+      <w:r>
+        <w:rPr>
+          <w:i/>
+        </w:rPr>
+        <w:t xml:space="preserve">Foraging Ecology and Use of Drumming Trees by Three-Toed Woodpeckers. </w:t>
+      </w:r>
+      <w:r>
+        <w:t>The Journal of Wildlife Management. Vol. 66, No. 1 (Jan., 2002), pp. 222–231.</w:t>
+      </w:r>
+    </w:p>
+    <w:p>
+      <w:r>
+        <w:t xml:space="preserve">Pakkala, T., Hanski, I. &amp; Tomppo, E. 2002. </w:t>
+      </w:r>
+      <w:r>
+        <w:rPr>
+          <w:i/>
+        </w:rPr>
+        <w:t xml:space="preserve">Spatial ecology of the three-toed woodpecker in managed forest landscapes. </w:t>
+      </w:r>
+      <w:r>
+        <w:t>Silva Fennica 36(1): 279–288.</w:t>
+      </w:r>
+    </w:p>
+    <w:p>
+      <w:r>
+        <w:t xml:space="preserve">Skogsstyrelsen, 2016. </w:t>
+      </w:r>
+      <w:r>
+        <w:rPr>
+          <w:i/>
+        </w:rPr>
+        <w:t>Vägledning för hänsyn till fåglar – Tretåig hackspett.</w:t>
+      </w:r>
+    </w:p>
+    <w:p>
+      <w:r>
+        <w:t xml:space="preserve">SLU Artdatabanken, 2024. </w:t>
       </w:r>
       <w:r>
         <w:rPr>
@@ -732,7 +812,179 @@
         <w:t xml:space="preserve">Artfaktablad. Naturvård – artfakta. </w:t>
       </w:r>
       <w:r>
+        <w:t>SLU Artdatabanken, Uppsala.</w:t>
+      </w:r>
+    </w:p>
+    <w:p>
+      <w:r>
+        <w:t xml:space="preserve">Stachura-Skierczynska, K., Tumiel, T. &amp; Skierczynski, M. 2009. </w:t>
+      </w:r>
+      <w:r>
+        <w:rPr>
+          <w:i/>
+        </w:rPr>
+        <w:t xml:space="preserve">Habitat prediction model for three-toed woodpecker and its implications for the conservation of biologically valuable forests. </w:t>
+      </w:r>
+      <w:r>
+        <w:t>Forest Ecology and Management 258(5): 697–703.</w:t>
+      </w:r>
+    </w:p>
+    <w:p>
+      <w:r>
+        <w:t xml:space="preserve">Virkkala, R. 1991. </w:t>
+      </w:r>
+      <w:r>
+        <w:rPr>
+          <w:i/>
+        </w:rPr>
+        <w:t xml:space="preserve">Population trends of forest birds in a Finnish Lapland landscape of large habitat blocks – Consequences of stochastic environmental variation or regional habitat alteration. </w:t>
+      </w:r>
+      <w:r>
+        <w:t>Biological conservation 56(2): 223–240.</w:t>
+      </w:r>
+    </w:p>
+    <w:p>
+      <w:r>
+        <w:t xml:space="preserve">Wesolowski, T., Czeszczewik, D. &amp; Rowinski, P. 2005. </w:t>
+      </w:r>
+      <w:r>
+        <w:rPr>
+          <w:i/>
+        </w:rPr>
+        <w:t xml:space="preserve">Effects of forest management on Three-toed Woodpecker Picoides tridactylus distribution in the Bialowieza Forest (NE Poland): conservation implications. </w:t>
+      </w:r>
+      <w:r>
+        <w:t>Acta Ornithologica 40(1): 53–60.</w:t>
+      </w:r>
+    </w:p>
+    <w:p>
+      <w:pPr>
+        <w:pStyle w:val="Heading1"/>
+      </w:pPr>
+      <w:r>
+        <w:t>Järpe – ekologi samt krav på livsmiljön</w:t>
+      </w:r>
+    </w:p>
+    <w:p>
+      <w:r>
+        <w:t>Järpe är fridlyst enligt 4§ artskyddsförordningen och upptagen i bilaga 1 och 2 EU:s fågeldirektiv. Den finns i sammanhängande grandominerad skog över hela Sverige men förekomsterna är betydligt glesare i Götaland än i övriga landet. Järpen har sina livsmiljöer i tät barrskog med inblandning av lövträd och en väl utvecklad flerskiktad struktur med bärris och yngre eller undertryckta, täta granar i ett lägre skikt, ofta utmed bäckar och åar inne i den skyddande granskogen (SLU Artdatabanken, 2026).</w:t>
+      </w:r>
+    </w:p>
+    <w:p>
+      <w:r>
+        <w:t xml:space="preserve">Arten behöver lämpliga skogsbestånd om sammanlagt minst 25 hektar. Den är mycket stationär inom sitt revir och när ett par etablerat sig stannar de så länge miljön är intakt. Den undviker öppen mark och förﬂyttar sig sällan över större öppna myrar eller åkermark, och är därför känslig för fragmentering. Järpen överlever inte om dess livsmiljö kalavverkas och är även känslig för röjning, gallring och avverkning där unga granar och lövträd inte sparas i tillräcklig omfattning.  Järpe är typisk art för </w:t>
+      </w:r>
+      <w:r>
+        <w:rPr>
+          <w:i/>
+        </w:rPr>
+        <w:t>9010 Taiga, 9740 Skogsbevuxen myr</w:t>
+      </w:r>
+      <w:r>
+        <w:t xml:space="preserve"> och </w:t>
+      </w:r>
+      <w:r>
+        <w:rPr>
+          <w:i/>
+        </w:rPr>
+        <w:t>9080 Lövsumpskog</w:t>
+      </w:r>
+      <w:r>
+        <w:t xml:space="preserve"> (SLU Artdatabanken, 2026).</w:t>
+      </w:r>
+    </w:p>
+    <w:p>
+      <w:pPr>
+        <w:pStyle w:val="Heading2"/>
+      </w:pPr>
+      <w:r>
+        <w:t>Referenser – järpe</w:t>
+      </w:r>
+    </w:p>
+    <w:p>
+      <w:r>
+        <w:t xml:space="preserve">SLU Artdatabanken, 2026. </w:t>
+      </w:r>
+      <w:r>
+        <w:rPr>
+          <w:i/>
+        </w:rPr>
+        <w:t xml:space="preserve">Artfaktablad. Naturvård – artfakta. </w:t>
+      </w:r>
+      <w:r>
         <w:t>SLU Artdatabanken, Uppsala</w:t>
+      </w:r>
+    </w:p>
+    <w:p>
+      <w:pPr>
+        <w:pStyle w:val="Heading1"/>
+      </w:pPr>
+      <w:r>
+        <w:t>Spillkråka – ekologi samt krav på livsmiljön</w:t>
+      </w:r>
+    </w:p>
+    <w:p>
+      <w:r>
+        <w:t xml:space="preserve">Spillkråka (§4) ingår i bilaga 1 EU:s fågeldirektiv och är typisk art för </w:t>
+      </w:r>
+      <w:r>
+        <w:rPr>
+          <w:i/>
+        </w:rPr>
+        <w:t xml:space="preserve">9010 Taiga </w:t>
+      </w:r>
+      <w:r>
+        <w:t>och</w:t>
+      </w:r>
+      <w:r>
+        <w:rPr>
+          <w:i/>
+        </w:rPr>
+        <w:t xml:space="preserve"> 9740 Skogsbevuxen myr</w:t>
+      </w:r>
+      <w:r>
+        <w:t>. Den lever i både barr- och blandskog liksom i ren lövskog. De tätaste populationerna tenderar att finnas i äldre, variationsrik blandskog med gott om död ved och gamla träd. Varje par utnyttjar 400–1000 hektar skog beroende på skogens kvalitet. Skogsbruk med korta omloppstider och täta, homogena ungskogar utgör det största hotet (SLU Artdatabanken, 2026).</w:t>
+      </w:r>
+    </w:p>
+    <w:p>
+      <w:r>
+        <w:t>Spillkråka är en nyckelart i skogliga miljöer vars övergivna bohål utnyttjas av flera andra hålhäckande fågelarter och fladdermöss, däribland pärluggla (EN, §4), knipa (§4), salskrake (§4) och skogsduva (§4). Hökuggla (VU, §4) och slaguggla (§4) häckar ofta i högstubbar som brutits av i höjd med ett gammalt spillkråkebo (Skogsstyrelsen, 2016).</w:t>
+      </w:r>
+    </w:p>
+    <w:p>
+      <w:pPr>
+        <w:pStyle w:val="Heading2"/>
+      </w:pPr>
+      <w:r>
+        <w:t>Referenser – spillkråka</w:t>
+      </w:r>
+    </w:p>
+    <w:p>
+      <w:r>
+        <w:t xml:space="preserve">Skogsstyrelsen, 2016. </w:t>
+      </w:r>
+      <w:r>
+        <w:rPr>
+          <w:i/>
+        </w:rPr>
+        <w:t xml:space="preserve">Vägledning för hänsyn till spillkråka. </w:t>
+      </w:r>
+      <w:r>
+        <w:t>Vägledningar och kunskapsstöd artskydd – Skogsstyrelsen.</w:t>
+      </w:r>
+    </w:p>
+    <w:p>
+      <w:r>
+        <w:t xml:space="preserve">SLU Artdatabanken, 2026. </w:t>
+      </w:r>
+      <w:r>
+        <w:rPr>
+          <w:i/>
+        </w:rPr>
+        <w:t xml:space="preserve">Artfaktablad. Naturvård – artfakta. </w:t>
+      </w:r>
+      <w:r>
+        <w:t>SLU Artdatabanken, Uppsala.</w:t>
       </w:r>
     </w:p>
     <w:p>
@@ -1180,7 +1432,7 @@
     <w:r>
       <w:tab/>
       <w:tab/>
-      <w:t>2026-07-21</w:t>
+      <w:t>2026-07-22</w:t>
       <w:br/>
       <w:br/>
     </w:r>

--- a/tillsyn/A 29739-2026 tillsynsbegäran.docx
+++ b/tillsyn/A 29739-2026 tillsynsbegäran.docx
@@ -1432,7 +1432,7 @@
     <w:r>
       <w:tab/>
       <w:tab/>
-      <w:t>2026-07-22</w:t>
+      <w:t>2026-07-23</w:t>
       <w:br/>
       <w:br/>
     </w:r>

--- a/tillsyn/A 29739-2026 tillsynsbegäran.docx
+++ b/tillsyn/A 29739-2026 tillsynsbegäran.docx
@@ -1432,7 +1432,7 @@
     <w:r>
       <w:tab/>
       <w:tab/>
-      <w:t>2026-07-23</w:t>
+      <w:t>2026-07-24</w:t>
       <w:br/>
       <w:br/>
     </w:r>

--- a/tillsyn/A 29739-2026 tillsynsbegäran.docx
+++ b/tillsyn/A 29739-2026 tillsynsbegäran.docx
@@ -22,7 +22,7 @@
       <w:r>
         <w:drawing>
           <wp:inline xmlns:a="http://schemas.openxmlformats.org/drawingml/2006/main" xmlns:pic="http://schemas.openxmlformats.org/drawingml/2006/picture">
-            <wp:extent cx="5486400" cy="4396661"/>
+            <wp:extent cx="5486400" cy="4513554"/>
             <wp:docPr id="1" name="Picture 1"/>
             <wp:cNvGraphicFramePr>
               <a:graphicFrameLocks noChangeAspect="1"/>
@@ -43,7 +43,7 @@
                   <pic:spPr>
                     <a:xfrm>
                       <a:off x="0" y="0"/>
-                      <a:ext cx="5486400" cy="4396661"/>
+                      <a:ext cx="5486400" cy="4513554"/>
                     </a:xfrm>
                     <a:prstGeom prst="rect"/>
                   </pic:spPr>
@@ -65,7 +65,7 @@
     </w:p>
     <w:p>
       <w:r>
-        <w:t>I och inom 25 meter från avverkningsanmälan finns fynd av 15 naturvårdsarter, varav 5 är rödlistade, 8 är fridlysta, 12 är typiska (T) och 4 är signalarter (S): garnlav (VU, T), tallriska (NT), talltita (NT, §4), tretåig hackspett (NT, T, §4), vedskivlav (NT, T), bronshjon (S, T), flagellkvastmossa (S, T), plattlummer (S, T, §9), vedticka (S, T), järpe (T, §4), mattlummer (T, §9), missne (T), spillkråka (T, §4), tjäder (T, §4) och smålom (§4). Se Figur 1.</w:t>
+        <w:t>I och inom 25 meter från avverkningsanmälan finns fynd av 16 naturvårdsarter, varav 5 är rödlistade, 9 är fridlysta, 12 är typiska (T) och 4 är signalarter (S): garnlav (VU, T), tallriska (NT), talltita (NT, §4), tretåig hackspett (NT, T, §4), vedskivlav (NT, T), bronshjon (S, T), flagellkvastmossa (S, T), plattlummer (S, T, §9), vedticka (S, T), järpe (T, §4), mattlummer (T, §9), missne (T), spillkråka (T, §4), tjäder (T, §4), smålom (§4) och revlummer (§9). Se Figur 1.</w:t>
       </w:r>
     </w:p>
     <w:p>
@@ -1432,7 +1432,7 @@
     <w:r>
       <w:tab/>
       <w:tab/>
-      <w:t>2026-07-24</w:t>
+      <w:t>2026-07-25</w:t>
       <w:br/>
       <w:br/>
     </w:r>

--- a/tillsyn/A 29739-2026 tillsynsbegäran.docx
+++ b/tillsyn/A 29739-2026 tillsynsbegäran.docx
@@ -1432,7 +1432,7 @@
     <w:r>
       <w:tab/>
       <w:tab/>
-      <w:t>2026-07-25</w:t>
+      <w:t>2026-07-26</w:t>
       <w:br/>
       <w:br/>
     </w:r>

--- a/tillsyn/A 29739-2026 tillsynsbegäran.docx
+++ b/tillsyn/A 29739-2026 tillsynsbegäran.docx
@@ -1432,7 +1432,7 @@
     <w:r>
       <w:tab/>
       <w:tab/>
-      <w:t>2026-07-26</w:t>
+      <w:t>2026-07-27</w:t>
       <w:br/>
       <w:br/>
     </w:r>

--- a/tillsyn/A 29739-2026 tillsynsbegäran.docx
+++ b/tillsyn/A 29739-2026 tillsynsbegäran.docx
@@ -1432,7 +1432,7 @@
     <w:r>
       <w:tab/>
       <w:tab/>
-      <w:t>2026-07-27</w:t>
+      <w:t>2026-07-28</w:t>
       <w:br/>
       <w:br/>
     </w:r>

--- a/tillsyn/A 29739-2026 tillsynsbegäran.docx
+++ b/tillsyn/A 29739-2026 tillsynsbegäran.docx
@@ -1432,7 +1432,7 @@
     <w:r>
       <w:tab/>
       <w:tab/>
-      <w:t>2026-07-28</w:t>
+      <w:t>2026-07-29</w:t>
       <w:br/>
       <w:br/>
     </w:r>

--- a/tillsyn/A 29739-2026 tillsynsbegäran.docx
+++ b/tillsyn/A 29739-2026 tillsynsbegäran.docx
@@ -1432,7 +1432,7 @@
     <w:r>
       <w:tab/>
       <w:tab/>
-      <w:t>2026-07-29</w:t>
+      <w:t>2026-07-30</w:t>
       <w:br/>
       <w:br/>
     </w:r>

--- a/tillsyn/A 29739-2026 tillsynsbegäran.docx
+++ b/tillsyn/A 29739-2026 tillsynsbegäran.docx
@@ -65,7 +65,7 @@
     </w:p>
     <w:p>
       <w:r>
-        <w:t>I och inom 25 meter från avverkningsanmälan finns fynd av 16 naturvårdsarter, varav 5 är rödlistade, 9 är fridlysta, 12 är typiska (T) och 4 är signalarter (S): garnlav (VU, T), tallriska (NT), talltita (NT, §4), tretåig hackspett (NT, T, §4), vedskivlav (NT, T), bronshjon (S, T), flagellkvastmossa (S, T), plattlummer (S, T, §9), vedticka (S, T), järpe (T, §4), mattlummer (T, §9), missne (T), spillkråka (T, §4), tjäder (T, §4), smålom (§4) och revlummer (§9). Se Figur 1.</w:t>
+        <w:t>I och inom 25 meter från avverkningsanmälan finns fynd av 17 naturvårdsarter, varav 5 är rödlistade, 9 är fridlysta, 13 är typiska (T) och 4 är signalarter (S): garnlav (VU, T), tallriska (NT), talltita (NT, §4), tretåig hackspett (NT, T, §4), vedskivlav (NT, T), bronshjon (S, T), flagellkvastmossa (S, T), plattlummer (S, T, §9), vedticka (S, T), järpe (T, §4), mattlummer (T, §9), missne (T), skogsstjärna (T), spillkråka (T, §4), tjäder (T, §4), smålom (§4) och revlummer (§9). Se Figur 1.</w:t>
       </w:r>
     </w:p>
     <w:p>
@@ -376,6 +376,26 @@
         <w:rPr>
           <w:b/>
         </w:rPr>
+        <w:t xml:space="preserve">Skogsstjärna </w:t>
+      </w:r>
+      <w:r>
+        <w:t xml:space="preserve">är typisk art för </w:t>
+      </w:r>
+      <w:r>
+        <w:rPr>
+          <w:i/>
+        </w:rPr>
+        <w:t xml:space="preserve">9190 Näringsfattig ekskog </w:t>
+      </w:r>
+      <w:r>
+        <w:t>(SLU Artdatabanken, 2025).</w:t>
+      </w:r>
+    </w:p>
+    <w:p>
+      <w:r>
+        <w:rPr>
+          <w:b/>
+        </w:rPr>
         <w:t>Spillkråka (§4)</w:t>
       </w:r>
       <w:r>
@@ -466,7 +486,7 @@
     </w:p>
     <w:p>
       <w:r>
-        <w:t>Följande typiska arter har sina livsmiljöer och växtplatser i den avverkningsanmälda skogen: garnlav (VU, T), tretåig hackspett (NT, T, §4), vedskivlav (NT, T), bronshjon (S, T), flagellkvastmossa (S, T), plattlummer (S, T, §9), vedticka (S, T), järpe (T, §4), mattlummer (T, §9), missne (T), spillkråka (T, §4) och tjäder (T, §4).</w:t>
+        <w:t>Följande typiska arter har sina livsmiljöer och växtplatser i den avverkningsanmälda skogen: garnlav (VU, T), tretåig hackspett (NT, T, §4), vedskivlav (NT, T), bronshjon (S, T), flagellkvastmossa (S, T), plattlummer (S, T, §9), vedticka (S, T), järpe (T, §4), mattlummer (T, §9), missne (T), skogsstjärna (T), spillkråka (T, §4) och tjäder (T, §4).</w:t>
       </w:r>
     </w:p>
     <w:p>
@@ -1432,7 +1452,7 @@
     <w:r>
       <w:tab/>
       <w:tab/>
-      <w:t>2026-07-30</w:t>
+      <w:t>2026-07-31</w:t>
       <w:br/>
       <w:br/>
     </w:r>

--- a/tillsyn/A 29739-2026 tillsynsbegäran.docx
+++ b/tillsyn/A 29739-2026 tillsynsbegäran.docx
@@ -1452,7 +1452,7 @@
     <w:r>
       <w:tab/>
       <w:tab/>
-      <w:t>2026-07-31</w:t>
+      <w:t>2026-08-01</w:t>
       <w:br/>
       <w:br/>
     </w:r>

--- a/tillsyn/A 29739-2026 tillsynsbegäran.docx
+++ b/tillsyn/A 29739-2026 tillsynsbegäran.docx
@@ -1452,7 +1452,7 @@
     <w:r>
       <w:tab/>
       <w:tab/>
-      <w:t>2026-08-01</w:t>
+      <w:t>2026-08-02</w:t>
       <w:br/>
       <w:br/>
     </w:r>

--- a/tillsyn/A 29739-2026 tillsynsbegäran.docx
+++ b/tillsyn/A 29739-2026 tillsynsbegäran.docx
@@ -1452,7 +1452,7 @@
     <w:r>
       <w:tab/>
       <w:tab/>
-      <w:t>2026-08-02</w:t>
+      <w:t>2026-08-03</w:t>
       <w:br/>
       <w:br/>
     </w:r>

--- a/tillsyn/A 29739-2026 tillsynsbegäran.docx
+++ b/tillsyn/A 29739-2026 tillsynsbegäran.docx
@@ -1452,7 +1452,7 @@
     <w:r>
       <w:tab/>
       <w:tab/>
-      <w:t>2026-08-03</w:t>
+      <w:t>2026-08-05</w:t>
       <w:br/>
       <w:br/>
     </w:r>

--- a/tillsyn/A 29739-2026 tillsynsbegäran.docx
+++ b/tillsyn/A 29739-2026 tillsynsbegäran.docx
@@ -1452,7 +1452,7 @@
     <w:r>
       <w:tab/>
       <w:tab/>
-      <w:t>2026-08-05</w:t>
+      <w:t>2026-08-07</w:t>
       <w:br/>
       <w:br/>
     </w:r>

--- a/tillsyn/A 29739-2026 tillsynsbegäran.docx
+++ b/tillsyn/A 29739-2026 tillsynsbegäran.docx
@@ -1452,7 +1452,7 @@
     <w:r>
       <w:tab/>
       <w:tab/>
-      <w:t>2026-08-07</w:t>
+      <w:t>2026-08-08</w:t>
       <w:br/>
       <w:br/>
     </w:r>

--- a/tillsyn/A 29739-2026 tillsynsbegäran.docx
+++ b/tillsyn/A 29739-2026 tillsynsbegäran.docx
@@ -22,7 +22,7 @@
       <w:r>
         <w:drawing>
           <wp:inline xmlns:a="http://schemas.openxmlformats.org/drawingml/2006/main" xmlns:pic="http://schemas.openxmlformats.org/drawingml/2006/picture">
-            <wp:extent cx="5486400" cy="4387235"/>
+            <wp:extent cx="5486400" cy="4513554"/>
             <wp:docPr id="1" name="Picture 1"/>
             <wp:cNvGraphicFramePr>
               <a:graphicFrameLocks noChangeAspect="1"/>
@@ -43,7 +43,7 @@
                   <pic:spPr>
                     <a:xfrm>
                       <a:off x="0" y="0"/>
-                      <a:ext cx="5486400" cy="4387235"/>
+                      <a:ext cx="5486400" cy="4513554"/>
                     </a:xfrm>
                     <a:prstGeom prst="rect"/>
                   </pic:spPr>
@@ -60,12 +60,12 @@
         <w:spacing w:after="240"/>
       </w:pPr>
       <w:r>
-        <w:t>Figur 1. Fyndplatser för naturvårdsarter i och inom 25 meter från avverkningsanmälan. Markörer utan svart kant är placerade på fyndplatsen. Markörer med svart kant är placerade vid sidan av fyndplatsen har ett svart streck som visar fyndplatsens exakta position. Kartans mittpunktskoordinat är N 6596424, E 480969 i SWEREF 99 TM.</w:t>
+        <w:t>Figur 1. Fyndplatser för naturvårdsarter i och inom 25 meter från avverkningsanmälan. Markörer utan svart kant är placerade på fyndplatsen. Markörer med svart kant är placerade vid sidan av fyndplatsen och har ett svart streck som visar fyndplatsens exakta position. Kartans mittpunktskoordinat är N 6596424, E 480969 i SWEREF 99 TM.</w:t>
       </w:r>
     </w:p>
     <w:p>
       <w:r>
-        <w:t>I och inom 25 meter från avverkningsanmälan finns fynd av 11 naturvårdsarter, varav 4 är rödlistade, 5 är fridlysta, 10 är typiska (T) och 4 är signalarter (S): garnlav (VU, T), tallriska (NT), tretåig hackspett (NT, T, §4), vedskivlav (NT, T), bronshjon (S, T), flagellkvastmossa (S, T), plattlummer (S, T, §9), vedticka (S, T), järpe (T, §4), mattlummer (T, §9) och tjäder (T, §4). Se Figur 1.</w:t>
+        <w:t>I och inom 25 meter från avverkningsanmälan finns fynd av 17 naturvårdsarter, varav 5 är rödlistade, 9 är fridlysta, 13 är typiska (T) och 4 är signalarter (S): garnlav (VU, T), tallriska (NT), talltita (NT, §4), tretåig hackspett (NT, T, §4), vedskivlav (NT, T), bronshjon (S, T), flagellkvastmossa (S, T), plattlummer (S, T, §9), vedticka (S, T), järpe (T, §4), mattlummer (T, §9), missne (T), skogsstjärna (T), spillkråka (T, §4), tjäder (T, §4), smålom (§4) och revlummer (§9). Se Figur 1.</w:t>
       </w:r>
     </w:p>
     <w:p>
@@ -149,6 +149,17 @@
         <w:rPr>
           <w:b/>
         </w:rPr>
+        <w:t>Talltita (NT, §4)</w:t>
+      </w:r>
+      <w:r>
+        <w:t>, rödlistad som nära hotad och prioriterad art i Skogsvårdslagen, har häckningsrevir i anmälan. Arten har minskat kraftigt de senaste 30 åren och minskningstakten innevarande 10-årsperiod beräknas till 20 (10–30) %. Talltitan är synnerligen trogen sitt cirka 15 hektar stora revir och är beroende av flerskiktade olikåldriga skogar för att kunna föda upp sina ungar. Talltitan försvinner om dess livsmiljö kalavverkas (Eggers &amp; Low, 2014; Ekman, 1979; Griesser et al, 2007; Klein, 2020; Siffczyk et al, 2003; SLU Artdatabanken, 2021).</w:t>
+      </w:r>
+    </w:p>
+    <w:p>
+      <w:r>
+        <w:rPr>
+          <w:b/>
+        </w:rPr>
         <w:t>Tretåig hackspett (NT, §4)</w:t>
       </w:r>
       <w:r>
@@ -338,6 +349,75 @@
       </w:r>
       <w:r>
         <w:t>(SLU Artdatabanken, 2025).</w:t>
+      </w:r>
+    </w:p>
+    <w:p>
+      <w:r>
+        <w:rPr>
+          <w:b/>
+        </w:rPr>
+        <w:t>Missne</w:t>
+      </w:r>
+      <w:r>
+        <w:t xml:space="preserve"> är typisk art för </w:t>
+      </w:r>
+      <w:r>
+        <w:rPr>
+          <w:i/>
+        </w:rPr>
+        <w:t xml:space="preserve">9750 Svämlövskog, 9080 Lövsumpskog och 9760 Svämädellövskog </w:t>
+      </w:r>
+      <w:r>
+        <w:t>(SLU Artdatabanken, 2025).</w:t>
+      </w:r>
+    </w:p>
+    <w:p>
+      <w:r>
+        <w:rPr>
+          <w:b/>
+        </w:rPr>
+        <w:t xml:space="preserve">Skogsstjärna </w:t>
+      </w:r>
+      <w:r>
+        <w:t xml:space="preserve">är typisk art för </w:t>
+      </w:r>
+      <w:r>
+        <w:rPr>
+          <w:i/>
+        </w:rPr>
+        <w:t xml:space="preserve">9190 Näringsfattig ekskog </w:t>
+      </w:r>
+      <w:r>
+        <w:t>(SLU Artdatabanken, 2025).</w:t>
+      </w:r>
+    </w:p>
+    <w:p>
+      <w:r>
+        <w:rPr>
+          <w:b/>
+        </w:rPr>
+        <w:t>Spillkråka (§4)</w:t>
+      </w:r>
+      <w:r>
+        <w:t xml:space="preserve"> omfattas av bilaga 1 i EU:s fågeldirektiv och är typisk art för </w:t>
+      </w:r>
+      <w:r>
+        <w:rPr>
+          <w:i/>
+        </w:rPr>
+        <w:t xml:space="preserve">9010 Taiga </w:t>
+      </w:r>
+      <w:r>
+        <w:t>och</w:t>
+      </w:r>
+      <w:r>
+        <w:rPr>
+          <w:i/>
+        </w:rPr>
+        <w:t xml:space="preserve"> 9740 Skogsbevuxen myr</w:t>
+      </w:r>
+      <w:r>
+        <w:t>. Den behöver grova träd, främst tall, asp och bok som boträd. Skogsbruk med korta omloppstider och täta, homogena ungskogar utgör det största hotet. Spillkråka är en nyckelart i skogliga miljöer vars övergivna bohål utnyttjas av flera andra hålhäckande fågelarter och fladdermöss, däribland pärluggla (EN, §4), knipa (§4), salskrake (§4) och skogsduva (§4). Hökuggla (VU, §4) och slaguggla (§4) häckar ofta i högstubbar som brutits av i höjd med ett gammalt spillkråkebo (SLU Artdatabanken, 2026; Skogsstyrelsen, 2016).</w:t>
       </w:r>
     </w:p>
     <w:p>
@@ -406,7 +486,7 @@
     </w:p>
     <w:p>
       <w:r>
-        <w:t>Följande typiska arter har sina livsmiljöer och växtplatser i den avverkningsanmälda skogen: garnlav (VU, T), tretåig hackspett (NT, T, §4), vedskivlav (NT, T), bronshjon (S, T), flagellkvastmossa (S, T), plattlummer (S, T, §9), vedticka (S, T), järpe (T, §4), mattlummer (T, §9) och tjäder (T, §4).</w:t>
+        <w:t>Följande typiska arter har sina livsmiljöer och växtplatser i den avverkningsanmälda skogen: garnlav (VU, T), tretåig hackspett (NT, T, §4), vedskivlav (NT, T), bronshjon (S, T), flagellkvastmossa (S, T), plattlummer (S, T, §9), vedticka (S, T), järpe (T, §4), mattlummer (T, §9), missne (T), skogsstjärna (T), spillkråka (T, §4) och tjäder (T, §4).</w:t>
       </w:r>
     </w:p>
     <w:p>
@@ -481,69 +561,27 @@
         <w:pStyle w:val="Heading1"/>
       </w:pPr>
       <w:r>
-        <w:t>Tretåig hackspett – ekologi samt krav på livsmiljön</w:t>
+        <w:t>Talltita – ekologi samt krav på livsmiljön</w:t>
       </w:r>
     </w:p>
     <w:p>
       <w:r>
-        <w:t xml:space="preserve">Tretåig hackspett (NT) är fridlyst enligt §4 Artskyddsförordningen och finns med som prioriterad art i Skogsstyrelsen vägledning för skogsbruket (bilaga 4 till SVL). I vägledningen står bland annat att: </w:t>
-      </w:r>
-      <w:r>
-        <w:rPr>
-          <w:i/>
-        </w:rPr>
-        <w:t xml:space="preserve">“Tretåig hackspett har stora arealkrav och höga krav på sin livsmiljö. Omdaningen av naturskogar till kulturskogar medför en förlust av viktiga miljöer, något som förstärks av ökad fragmentering till följd av avverkningar.” </w:t>
-      </w:r>
-      <w:r>
-        <w:t xml:space="preserve">Vidare att: </w:t>
-      </w:r>
-      <w:r>
-        <w:rPr>
-          <w:i/>
-        </w:rPr>
-        <w:t>“Områden med dokumenterad permanent förekomst i naturskogsmiljöer har vanligen så stora naturvärden att skogsbruk är olämpligt”</w:t>
-      </w:r>
-      <w:r>
-        <w:t xml:space="preserve"> (SLU Artdatabanken, 2024; Skogsstyrelsen, 2016)</w:t>
-      </w:r>
-      <w:r>
-        <w:rPr>
-          <w:i/>
-        </w:rPr>
-        <w:t>.</w:t>
+        <w:t>Talltita är rödlistad som NT, fridlyst och prioriterad art i Skogsvårdslagen. Den omfattas av EU:s fågeldirektiv. Arten har minskat kraftigt de senaste 30 åren och minskningstakten innevarande 10-årsperiod beräknas till 20 (10–30) % (SLU Artdatabanken, 2022).</w:t>
       </w:r>
     </w:p>
     <w:p>
       <w:r>
-        <w:t>Tretåig hackspett är beroende av större sammanhängande naturskogar med kontinuerlig tillgång och nybildning av död ved och fragmentering av livsmiljöerna utgör ett stort hot mot arten (se exempelvis Stachura-Skierczynska et al., 2009; Wesolowski et al., 2005; Butler et al., 2004; Pakkala et al., 2002; Amcoff et al., 1996; Virkkala, 1991). Det finns studier som visar att naturskogens självgallringsprocess som den tretåiga hackspetten är beroende av, inte kan ersättas med efterlämnad hänsyn i skogsbruket (Imbeau &amp; Desrochers, 2002).</w:t>
+        <w:t>Talltita föredrar större sammanhängande barrskogar, och finns såväl i tallskog som granskog och i lövblandad barrskog. Skogens struktur är viktig och ska helst vara flerskiktad med riklig underväxt av mindre granar, björk och andra lövträd och buskar. Tillgång på murknande högstubbar är särskilt viktig, eftersom talltitan helst själv hackar ut sitt bohål (SLU Artdatabanken, 2022).</w:t>
       </w:r>
     </w:p>
     <w:p>
       <w:r>
-        <w:t>Permanenta revir av tretåig hackspett karaktäriseras ofta av artens typiska ringformigt ordnade hackmärken på framför allt gamla granar. För att säkerställa att inte revir av tretåig hackspett drabbas av avverkningsplanerna bör en inventering göras i området både under häckningstid och under vintern, då arten utnyttjar betydligt större områden än under sommarens häckningsrevir. Storleken på häckningsreviret varierar med skogstypen, förekomsten av död ved och graden av fragmentering, men är i allmänhet i storleksordningen 25–100 hektar (SLU Artdatabanken, 2024; Skogsstyrelsen, 2016).</w:t>
+        <w:t>Det finns flera studier som visar att talltita är känslig för gallring och inte överlever när dess livsmiljö kalavverkas (Eggers and Low, 2014; Griesser et al., 2007; Klein, 2020). Talltitans revir är förhållandevis stora, 10–20 hektar och arten missgynnas när skogen fragmenteras. Kalavverkning av större delar av reviret innebär att det överges (Artdatabanken, 2021).</w:t>
       </w:r>
     </w:p>
     <w:p>
       <w:r>
-        <w:t xml:space="preserve">Förutom fridlysning enligt §4 Artskyddsförordningen är tretåig hackspett även förtecknad i EU:s fågeldirektiv bilaga 1. Den är typisk art för </w:t>
-      </w:r>
-      <w:r>
-        <w:rPr>
-          <w:i/>
-        </w:rPr>
-        <w:t xml:space="preserve">9010 Taiga, 9740 Skogsbevuxen myr, 9030 Landhöjningsskog </w:t>
-      </w:r>
-      <w:r>
-        <w:t xml:space="preserve">och </w:t>
-      </w:r>
-      <w:r>
-        <w:rPr>
-          <w:i/>
-        </w:rPr>
-        <w:t>9040 Fjällbjörkskog</w:t>
-      </w:r>
-      <w:r>
-        <w:t xml:space="preserve"> samt ingår i Natura 2000 och är förtecknad i Bernkonventionen bilaga II (strikt skyddade djurarter) (SLU Artdatabanken, 2024; Skogsstyrelsen, 2016).</w:t>
+        <w:t>Talltitan är synnerligen trogen sitt revir så länge paret lever och biotopen förblir intakt. Paret stannar i sitt revir året om. En förlust av ett revir har därför en stor inverkan på den lokala populationen och trakthyggesbruket anses vara orsak till den svenska populationens kraftiga minskning. Talltiteparets revirtrohet innebär att närhelst under året man observerar en adult talltita så ingår denna plats i reviret (Siffczyk et al., 2003; Ekman, 1979).</w:t>
       </w:r>
     </w:p>
     <w:p>
@@ -551,79 +589,82 @@
         <w:pStyle w:val="Heading2"/>
       </w:pPr>
       <w:r>
-        <w:t>Referenser – tretåig hackspett</w:t>
+        <w:t>Referenser – talltita</w:t>
       </w:r>
     </w:p>
     <w:p>
       <w:r>
-        <w:t xml:space="preserve">Amcoff, M. &amp; Eriksson, P. 1996. </w:t>
+        <w:t xml:space="preserve">Eggers, S., Low, M., 2014. </w:t>
       </w:r>
       <w:r>
         <w:rPr>
           <w:i/>
         </w:rPr>
-        <w:t xml:space="preserve">Förekomst av tretåig hackspett Picoides tridactylus på bestånds- och landskapsnivå. </w:t>
-      </w:r>
-      <w:r>
-        <w:t>Ornis Svecica 6: 107–119.</w:t>
+        <w:t xml:space="preserve">Differential demographic responses of sympatric Parids to vegetation management in boreal forest. </w:t>
+      </w:r>
+      <w:r>
+        <w:t>For. Ecol. Manage. 319, 169–175.</w:t>
       </w:r>
     </w:p>
     <w:p>
       <w:r>
-        <w:t xml:space="preserve">Butler, R., Angelstam, P., Ekelund, P. &amp; Schlaeffer, R. 2004. </w:t>
+        <w:t xml:space="preserve">Ekman, J., 1979. </w:t>
       </w:r>
       <w:r>
         <w:rPr>
           <w:i/>
         </w:rPr>
-        <w:t xml:space="preserve">Dead wood threshold values for the three-toed woodpecker presence in boreal and sub-Alpine forest. </w:t>
-      </w:r>
-      <w:r>
-        <w:t>Biological conservation 119(3): 305–318.</w:t>
+        <w:t xml:space="preserve">Coherence, composition and territories of winter social groups of the Willow Tit Parus montanus and the Crested Tit P. cristatus. </w:t>
+      </w:r>
+      <w:r>
+        <w:t>Ornis Scandinavica, 10, pp 56–68</w:t>
       </w:r>
     </w:p>
     <w:p>
       <w:r>
-        <w:t xml:space="preserve">Imbeau, L. &amp; Desrochers, A. 2002. </w:t>
+        <w:t xml:space="preserve">Griesser, M., Nystrand, M., Eggers, S., Ekman, J., 2007. </w:t>
       </w:r>
       <w:r>
         <w:rPr>
           <w:i/>
         </w:rPr>
-        <w:t xml:space="preserve">Foraging Ecology and Use of Drumming Trees by Three-Toed Woodpeckers. </w:t>
-      </w:r>
-      <w:r>
-        <w:t>The Journal of Wildlife Management. Vol. 66, No. 1 (Jan., 2002), pp. 222–231.</w:t>
+        <w:t xml:space="preserve">Impact of forestry practices on fitness correlates and population productivity in an open-nesting bird species. </w:t>
+      </w:r>
+      <w:r>
+        <w:t>Conserv. Biol. 21, 767–774. https://doi.org/10.1111/j.1523- 1739.2007.00675.x</w:t>
       </w:r>
     </w:p>
     <w:p>
       <w:r>
-        <w:t xml:space="preserve">Pakkala, T., Hanski, I. &amp; Tomppo, E. 2002. </w:t>
+        <w:t xml:space="preserve">Klein, J., 2020. </w:t>
       </w:r>
       <w:r>
         <w:rPr>
           <w:i/>
         </w:rPr>
-        <w:t xml:space="preserve">Spatial ecology of the three-toed woodpecker in managed forest landscapes. </w:t>
-      </w:r>
-      <w:r>
-        <w:t>Silva Fennica 36(1): 279–288.</w:t>
+        <w:t xml:space="preserve">The forgotten forest – On thinning, retention, and biodiversity in the boreal forest. </w:t>
+      </w:r>
+      <w:r>
+        <w:t>Doctoral Thesis No. 2020:50</w:t>
       </w:r>
     </w:p>
     <w:p>
       <w:r>
-        <w:t xml:space="preserve">Skogsstyrelsen, 2016. </w:t>
+        <w:t xml:space="preserve">Siffczyk, C., Brotons, L., Kangas, K., Orell, M., 2003. </w:t>
       </w:r>
       <w:r>
         <w:rPr>
           <w:i/>
         </w:rPr>
-        <w:t>Vägledning för hänsyn till fåglar – Tretåig hackspett.</w:t>
+        <w:t xml:space="preserve">Home range size of willow tits. </w:t>
+      </w:r>
+      <w:r>
+        <w:t>Oecologica, 136, 635–642 (2003)</w:t>
       </w:r>
     </w:p>
     <w:p>
       <w:r>
-        <w:t xml:space="preserve">SLU Artdatabanken, 2024. </w:t>
+        <w:t xml:space="preserve">SLU Artdatabanken, 2021. </w:t>
       </w:r>
       <w:r>
         <w:rPr>
@@ -632,49 +673,7 @@
         <w:t xml:space="preserve">Artfaktablad. Naturvård – artfakta. </w:t>
       </w:r>
       <w:r>
-        <w:t>SLU Artdatabanken, Uppsala.</w:t>
-      </w:r>
-    </w:p>
-    <w:p>
-      <w:r>
-        <w:t xml:space="preserve">Stachura-Skierczynska, K., Tumiel, T. &amp; Skierczynski, M. 2009. </w:t>
-      </w:r>
-      <w:r>
-        <w:rPr>
-          <w:i/>
-        </w:rPr>
-        <w:t xml:space="preserve">Habitat prediction model for three-toed woodpecker and its implications for the conservation of biologically valuable forests. </w:t>
-      </w:r>
-      <w:r>
-        <w:t>Forest Ecology and Management 258(5): 697–703.</w:t>
-      </w:r>
-    </w:p>
-    <w:p>
-      <w:r>
-        <w:t xml:space="preserve">Virkkala, R. 1991. </w:t>
-      </w:r>
-      <w:r>
-        <w:rPr>
-          <w:i/>
-        </w:rPr>
-        <w:t xml:space="preserve">Population trends of forest birds in a Finnish Lapland landscape of large habitat blocks – Consequences of stochastic environmental variation or regional habitat alteration. </w:t>
-      </w:r>
-      <w:r>
-        <w:t>Biological conservation 56(2): 223–240.</w:t>
-      </w:r>
-    </w:p>
-    <w:p>
-      <w:r>
-        <w:t xml:space="preserve">Wesolowski, T., Czeszczewik, D. &amp; Rowinski, P. 2005. </w:t>
-      </w:r>
-      <w:r>
-        <w:rPr>
-          <w:i/>
-        </w:rPr>
-        <w:t xml:space="preserve">Effects of forest management on Three-toed Woodpecker Picoides tridactylus distribution in the Bialowieza Forest (NE Poland): conservation implications. </w:t>
-      </w:r>
-      <w:r>
-        <w:t>Acta Ornithologica 40(1): 53–60.</w:t>
+        <w:t>SLU Artdatabanken, Uppsala</w:t>
       </w:r>
     </w:p>
     <w:p>
@@ -682,35 +681,69 @@
         <w:pStyle w:val="Heading1"/>
       </w:pPr>
       <w:r>
-        <w:t>Järpe – ekologi samt krav på livsmiljön</w:t>
+        <w:t>Tretåig hackspett – ekologi samt krav på livsmiljön</w:t>
       </w:r>
     </w:p>
     <w:p>
       <w:r>
-        <w:t>Järpe är fridlyst enligt 4§ artskyddsförordningen och upptagen i bilaga 1 och 2 EU:s fågeldirektiv. Den finns i sammanhängande grandominerad skog över hela Sverige men förekomsterna är betydligt glesare i Götaland än i övriga landet. Järpen har sina livsmiljöer i tät barrskog med inblandning av lövträd och en väl utvecklad flerskiktad struktur med bärris och yngre eller undertryckta, täta granar i ett lägre skikt, ofta utmed bäckar och åar inne i den skyddande granskogen (SLU Artdatabanken, 2026).</w:t>
-      </w:r>
-    </w:p>
-    <w:p>
-      <w:r>
-        <w:t xml:space="preserve">Arten behöver lämpliga skogsbestånd om sammanlagt minst 25 hektar. Den är mycket stationär inom sitt revir och när ett par etablerat sig stannar de så länge miljön är intakt. Den undviker öppen mark och förﬂyttar sig sällan över större öppna myrar eller åkermark, och är därför känslig för fragmentering. Järpen överlever inte om dess livsmiljö kalavverkas och är även känslig för röjning, gallring och avverkning där unga granar och lövträd inte sparas i tillräcklig omfattning.  Järpe är typisk art för </w:t>
+        <w:t xml:space="preserve">Tretåig hackspett (NT) är fridlyst enligt §4 Artskyddsförordningen och finns med som prioriterad art i Skogsstyrelsen vägledning för skogsbruket (bilaga 4 till SVL). I vägledningen står bland annat att: </w:t>
       </w:r>
       <w:r>
         <w:rPr>
           <w:i/>
         </w:rPr>
-        <w:t>9010 Taiga, 9740 Skogsbevuxen myr</w:t>
-      </w:r>
-      <w:r>
-        <w:t xml:space="preserve"> och </w:t>
+        <w:t xml:space="preserve">“Tretåig hackspett har stora arealkrav och höga krav på sin livsmiljö. Omdaningen av naturskogar till kulturskogar medför en förlust av viktiga miljöer, något som förstärks av ökad fragmentering till följd av avverkningar.” </w:t>
+      </w:r>
+      <w:r>
+        <w:t xml:space="preserve">Vidare att: </w:t>
       </w:r>
       <w:r>
         <w:rPr>
           <w:i/>
         </w:rPr>
-        <w:t>9080 Lövsumpskog</w:t>
-      </w:r>
-      <w:r>
-        <w:t xml:space="preserve"> (SLU Artdatabanken, 2026).</w:t>
+        <w:t>“Områden med dokumenterad permanent förekomst i naturskogsmiljöer har vanligen så stora naturvärden att skogsbruk är olämpligt”</w:t>
+      </w:r>
+      <w:r>
+        <w:t xml:space="preserve"> (SLU Artdatabanken, 2024; Skogsstyrelsen, 2016)</w:t>
+      </w:r>
+      <w:r>
+        <w:rPr>
+          <w:i/>
+        </w:rPr>
+        <w:t>.</w:t>
+      </w:r>
+    </w:p>
+    <w:p>
+      <w:r>
+        <w:t>Tretåig hackspett är beroende av större sammanhängande naturskogar med kontinuerlig tillgång och nybildning av död ved och fragmentering av livsmiljöerna utgör ett stort hot mot arten (se exempelvis Stachura-Skierczynska et al., 2009; Wesolowski et al., 2005; Butler et al., 2004; Pakkala et al., 2002; Amcoff et al., 1996; Virkkala, 1991). Det finns studier som visar att naturskogens självgallringsprocess som den tretåiga hackspetten är beroende av, inte kan ersättas med efterlämnad hänsyn i skogsbruket (Imbeau &amp; Desrochers, 2002).</w:t>
+      </w:r>
+    </w:p>
+    <w:p>
+      <w:r>
+        <w:t>Permanenta revir av tretåig hackspett karaktäriseras ofta av artens typiska ringformigt ordnade hackmärken på framför allt gamla granar. För att säkerställa att inte revir av tretåig hackspett drabbas av avverkningsplanerna bör en inventering göras i området både under häckningstid och under vintern, då arten utnyttjar betydligt större områden än under sommarens häckningsrevir. Storleken på häckningsreviret varierar med skogstypen, förekomsten av död ved och graden av fragmentering, men är i allmänhet i storleksordningen 25–100 hektar (SLU Artdatabanken, 2024; Skogsstyrelsen, 2016).</w:t>
+      </w:r>
+    </w:p>
+    <w:p>
+      <w:r>
+        <w:t xml:space="preserve">Förutom fridlysning enligt §4 Artskyddsförordningen är tretåig hackspett även förtecknad i EU:s fågeldirektiv bilaga 1. Den är typisk art för </w:t>
+      </w:r>
+      <w:r>
+        <w:rPr>
+          <w:i/>
+        </w:rPr>
+        <w:t xml:space="preserve">9010 Taiga, 9740 Skogsbevuxen myr, 9030 Landhöjningsskog </w:t>
+      </w:r>
+      <w:r>
+        <w:t xml:space="preserve">och </w:t>
+      </w:r>
+      <w:r>
+        <w:rPr>
+          <w:i/>
+        </w:rPr>
+        <w:t>9040 Fjällbjörkskog</w:t>
+      </w:r>
+      <w:r>
+        <w:t xml:space="preserve"> samt ingår i Natura 2000 och är förtecknad i Bernkonventionen bilaga II (strikt skyddade djurarter) (SLU Artdatabanken, 2024; Skogsstyrelsen, 2016).</w:t>
       </w:r>
     </w:p>
     <w:p>
@@ -718,12 +751,79 @@
         <w:pStyle w:val="Heading2"/>
       </w:pPr>
       <w:r>
-        <w:t>Referenser – järpe</w:t>
+        <w:t>Referenser – tretåig hackspett</w:t>
       </w:r>
     </w:p>
     <w:p>
       <w:r>
-        <w:t xml:space="preserve">SLU Artdatabanken, 2026. </w:t>
+        <w:t xml:space="preserve">Amcoff, M. &amp; Eriksson, P. 1996. </w:t>
+      </w:r>
+      <w:r>
+        <w:rPr>
+          <w:i/>
+        </w:rPr>
+        <w:t xml:space="preserve">Förekomst av tretåig hackspett Picoides tridactylus på bestånds- och landskapsnivå. </w:t>
+      </w:r>
+      <w:r>
+        <w:t>Ornis Svecica 6: 107–119.</w:t>
+      </w:r>
+    </w:p>
+    <w:p>
+      <w:r>
+        <w:t xml:space="preserve">Butler, R., Angelstam, P., Ekelund, P. &amp; Schlaeffer, R. 2004. </w:t>
+      </w:r>
+      <w:r>
+        <w:rPr>
+          <w:i/>
+        </w:rPr>
+        <w:t xml:space="preserve">Dead wood threshold values for the three-toed woodpecker presence in boreal and sub-Alpine forest. </w:t>
+      </w:r>
+      <w:r>
+        <w:t>Biological conservation 119(3): 305–318.</w:t>
+      </w:r>
+    </w:p>
+    <w:p>
+      <w:r>
+        <w:t xml:space="preserve">Imbeau, L. &amp; Desrochers, A. 2002. </w:t>
+      </w:r>
+      <w:r>
+        <w:rPr>
+          <w:i/>
+        </w:rPr>
+        <w:t xml:space="preserve">Foraging Ecology and Use of Drumming Trees by Three-Toed Woodpeckers. </w:t>
+      </w:r>
+      <w:r>
+        <w:t>The Journal of Wildlife Management. Vol. 66, No. 1 (Jan., 2002), pp. 222–231.</w:t>
+      </w:r>
+    </w:p>
+    <w:p>
+      <w:r>
+        <w:t xml:space="preserve">Pakkala, T., Hanski, I. &amp; Tomppo, E. 2002. </w:t>
+      </w:r>
+      <w:r>
+        <w:rPr>
+          <w:i/>
+        </w:rPr>
+        <w:t xml:space="preserve">Spatial ecology of the three-toed woodpecker in managed forest landscapes. </w:t>
+      </w:r>
+      <w:r>
+        <w:t>Silva Fennica 36(1): 279–288.</w:t>
+      </w:r>
+    </w:p>
+    <w:p>
+      <w:r>
+        <w:t xml:space="preserve">Skogsstyrelsen, 2016. </w:t>
+      </w:r>
+      <w:r>
+        <w:rPr>
+          <w:i/>
+        </w:rPr>
+        <w:t>Vägledning för hänsyn till fåglar – Tretåig hackspett.</w:t>
+      </w:r>
+    </w:p>
+    <w:p>
+      <w:r>
+        <w:t xml:space="preserve">SLU Artdatabanken, 2024. </w:t>
       </w:r>
       <w:r>
         <w:rPr>
@@ -732,7 +832,179 @@
         <w:t xml:space="preserve">Artfaktablad. Naturvård – artfakta. </w:t>
       </w:r>
       <w:r>
+        <w:t>SLU Artdatabanken, Uppsala.</w:t>
+      </w:r>
+    </w:p>
+    <w:p>
+      <w:r>
+        <w:t xml:space="preserve">Stachura-Skierczynska, K., Tumiel, T. &amp; Skierczynski, M. 2009. </w:t>
+      </w:r>
+      <w:r>
+        <w:rPr>
+          <w:i/>
+        </w:rPr>
+        <w:t xml:space="preserve">Habitat prediction model for three-toed woodpecker and its implications for the conservation of biologically valuable forests. </w:t>
+      </w:r>
+      <w:r>
+        <w:t>Forest Ecology and Management 258(5): 697–703.</w:t>
+      </w:r>
+    </w:p>
+    <w:p>
+      <w:r>
+        <w:t xml:space="preserve">Virkkala, R. 1991. </w:t>
+      </w:r>
+      <w:r>
+        <w:rPr>
+          <w:i/>
+        </w:rPr>
+        <w:t xml:space="preserve">Population trends of forest birds in a Finnish Lapland landscape of large habitat blocks – Consequences of stochastic environmental variation or regional habitat alteration. </w:t>
+      </w:r>
+      <w:r>
+        <w:t>Biological conservation 56(2): 223–240.</w:t>
+      </w:r>
+    </w:p>
+    <w:p>
+      <w:r>
+        <w:t xml:space="preserve">Wesolowski, T., Czeszczewik, D. &amp; Rowinski, P. 2005. </w:t>
+      </w:r>
+      <w:r>
+        <w:rPr>
+          <w:i/>
+        </w:rPr>
+        <w:t xml:space="preserve">Effects of forest management on Three-toed Woodpecker Picoides tridactylus distribution in the Bialowieza Forest (NE Poland): conservation implications. </w:t>
+      </w:r>
+      <w:r>
+        <w:t>Acta Ornithologica 40(1): 53–60.</w:t>
+      </w:r>
+    </w:p>
+    <w:p>
+      <w:pPr>
+        <w:pStyle w:val="Heading1"/>
+      </w:pPr>
+      <w:r>
+        <w:t>Järpe – ekologi samt krav på livsmiljön</w:t>
+      </w:r>
+    </w:p>
+    <w:p>
+      <w:r>
+        <w:t>Järpe är fridlyst enligt 4§ artskyddsförordningen och upptagen i bilaga 1 och 2 EU:s fågeldirektiv. Den finns i sammanhängande grandominerad skog över hela Sverige men förekomsterna är betydligt glesare i Götaland än i övriga landet. Järpen har sina livsmiljöer i tät barrskog med inblandning av lövträd och en väl utvecklad flerskiktad struktur med bärris och yngre eller undertryckta, täta granar i ett lägre skikt, ofta utmed bäckar och åar inne i den skyddande granskogen (SLU Artdatabanken, 2026).</w:t>
+      </w:r>
+    </w:p>
+    <w:p>
+      <w:r>
+        <w:t xml:space="preserve">Arten behöver lämpliga skogsbestånd om sammanlagt minst 25 hektar. Den är mycket stationär inom sitt revir och när ett par etablerat sig stannar de så länge miljön är intakt. Den undviker öppen mark och förﬂyttar sig sällan över större öppna myrar eller åkermark, och är därför känslig för fragmentering. Järpen överlever inte om dess livsmiljö kalavverkas och är även känslig för röjning, gallring och avverkning där unga granar och lövträd inte sparas i tillräcklig omfattning.  Järpe är typisk art för </w:t>
+      </w:r>
+      <w:r>
+        <w:rPr>
+          <w:i/>
+        </w:rPr>
+        <w:t>9010 Taiga, 9740 Skogsbevuxen myr</w:t>
+      </w:r>
+      <w:r>
+        <w:t xml:space="preserve"> och </w:t>
+      </w:r>
+      <w:r>
+        <w:rPr>
+          <w:i/>
+        </w:rPr>
+        <w:t>9080 Lövsumpskog</w:t>
+      </w:r>
+      <w:r>
+        <w:t xml:space="preserve"> (SLU Artdatabanken, 2026).</w:t>
+      </w:r>
+    </w:p>
+    <w:p>
+      <w:pPr>
+        <w:pStyle w:val="Heading2"/>
+      </w:pPr>
+      <w:r>
+        <w:t>Referenser – järpe</w:t>
+      </w:r>
+    </w:p>
+    <w:p>
+      <w:r>
+        <w:t xml:space="preserve">SLU Artdatabanken, 2026. </w:t>
+      </w:r>
+      <w:r>
+        <w:rPr>
+          <w:i/>
+        </w:rPr>
+        <w:t xml:space="preserve">Artfaktablad. Naturvård – artfakta. </w:t>
+      </w:r>
+      <w:r>
         <w:t>SLU Artdatabanken, Uppsala</w:t>
+      </w:r>
+    </w:p>
+    <w:p>
+      <w:pPr>
+        <w:pStyle w:val="Heading1"/>
+      </w:pPr>
+      <w:r>
+        <w:t>Spillkråka – ekologi samt krav på livsmiljön</w:t>
+      </w:r>
+    </w:p>
+    <w:p>
+      <w:r>
+        <w:t xml:space="preserve">Spillkråka (§4) ingår i bilaga 1 EU:s fågeldirektiv och är typisk art för </w:t>
+      </w:r>
+      <w:r>
+        <w:rPr>
+          <w:i/>
+        </w:rPr>
+        <w:t xml:space="preserve">9010 Taiga </w:t>
+      </w:r>
+      <w:r>
+        <w:t>och</w:t>
+      </w:r>
+      <w:r>
+        <w:rPr>
+          <w:i/>
+        </w:rPr>
+        <w:t xml:space="preserve"> 9740 Skogsbevuxen myr</w:t>
+      </w:r>
+      <w:r>
+        <w:t>. Den lever i både barr- och blandskog liksom i ren lövskog. De tätaste populationerna tenderar att finnas i äldre, variationsrik blandskog med gott om död ved och gamla träd. Varje par utnyttjar 400–1000 hektar skog beroende på skogens kvalitet. Skogsbruk med korta omloppstider och täta, homogena ungskogar utgör det största hotet (SLU Artdatabanken, 2026).</w:t>
+      </w:r>
+    </w:p>
+    <w:p>
+      <w:r>
+        <w:t>Spillkråka är en nyckelart i skogliga miljöer vars övergivna bohål utnyttjas av flera andra hålhäckande fågelarter och fladdermöss, däribland pärluggla (EN, §4), knipa (§4), salskrake (§4) och skogsduva (§4). Hökuggla (VU, §4) och slaguggla (§4) häckar ofta i högstubbar som brutits av i höjd med ett gammalt spillkråkebo (Skogsstyrelsen, 2016).</w:t>
+      </w:r>
+    </w:p>
+    <w:p>
+      <w:pPr>
+        <w:pStyle w:val="Heading2"/>
+      </w:pPr>
+      <w:r>
+        <w:t>Referenser – spillkråka</w:t>
+      </w:r>
+    </w:p>
+    <w:p>
+      <w:r>
+        <w:t xml:space="preserve">Skogsstyrelsen, 2016. </w:t>
+      </w:r>
+      <w:r>
+        <w:rPr>
+          <w:i/>
+        </w:rPr>
+        <w:t xml:space="preserve">Vägledning för hänsyn till spillkråka. </w:t>
+      </w:r>
+      <w:r>
+        <w:t>Vägledningar och kunskapsstöd artskydd – Skogsstyrelsen.</w:t>
+      </w:r>
+    </w:p>
+    <w:p>
+      <w:r>
+        <w:t xml:space="preserve">SLU Artdatabanken, 2026. </w:t>
+      </w:r>
+      <w:r>
+        <w:rPr>
+          <w:i/>
+        </w:rPr>
+        <w:t xml:space="preserve">Artfaktablad. Naturvård – artfakta. </w:t>
+      </w:r>
+      <w:r>
+        <w:t>SLU Artdatabanken, Uppsala.</w:t>
       </w:r>
     </w:p>
     <w:p>
@@ -1180,7 +1452,7 @@
     <w:r>
       <w:tab/>
       <w:tab/>
-      <w:t>2026-08-14</w:t>
+      <w:t>2026-08-15</w:t>
       <w:br/>
       <w:br/>
     </w:r>

--- a/tillsyn/A 29739-2026 tillsynsbegäran.docx
+++ b/tillsyn/A 29739-2026 tillsynsbegäran.docx
@@ -1452,7 +1452,7 @@
     <w:r>
       <w:tab/>
       <w:tab/>
-      <w:t>2026-08-15</w:t>
+      <w:t>2026-08-16</w:t>
       <w:br/>
       <w:br/>
     </w:r>

--- a/tillsyn/A 29739-2026 tillsynsbegäran.docx
+++ b/tillsyn/A 29739-2026 tillsynsbegäran.docx
@@ -1452,7 +1452,7 @@
     <w:r>
       <w:tab/>
       <w:tab/>
-      <w:t>2026-08-16</w:t>
+      <w:t>2026-08-17</w:t>
       <w:br/>
       <w:br/>
     </w:r>

--- a/tillsyn/A 29739-2026 tillsynsbegäran.docx
+++ b/tillsyn/A 29739-2026 tillsynsbegäran.docx
@@ -1452,7 +1452,7 @@
     <w:r>
       <w:tab/>
       <w:tab/>
-      <w:t>2026-08-17</w:t>
+      <w:t>2026-08-18</w:t>
       <w:br/>
       <w:br/>
     </w:r>

--- a/tillsyn/A 29739-2026 tillsynsbegäran.docx
+++ b/tillsyn/A 29739-2026 tillsynsbegäran.docx
@@ -1452,7 +1452,7 @@
     <w:r>
       <w:tab/>
       <w:tab/>
-      <w:t>2026-08-18</w:t>
+      <w:t>2026-08-19</w:t>
       <w:br/>
       <w:br/>
     </w:r>

--- a/tillsyn/A 29739-2026 tillsynsbegäran.docx
+++ b/tillsyn/A 29739-2026 tillsynsbegäran.docx
@@ -1452,7 +1452,7 @@
     <w:r>
       <w:tab/>
       <w:tab/>
-      <w:t>2026-08-19</w:t>
+      <w:t>2026-08-20</w:t>
       <w:br/>
       <w:br/>
     </w:r>

--- a/tillsyn/A 29739-2026 tillsynsbegäran.docx
+++ b/tillsyn/A 29739-2026 tillsynsbegäran.docx
@@ -1452,7 +1452,7 @@
     <w:r>
       <w:tab/>
       <w:tab/>
-      <w:t>2026-08-20</w:t>
+      <w:t>2026-08-21</w:t>
       <w:br/>
       <w:br/>
     </w:r>

--- a/tillsyn/A 29739-2026 tillsynsbegäran.docx
+++ b/tillsyn/A 29739-2026 tillsynsbegäran.docx
@@ -1452,7 +1452,7 @@
     <w:r>
       <w:tab/>
       <w:tab/>
-      <w:t>2026-08-21</w:t>
+      <w:t>2026-08-22</w:t>
       <w:br/>
       <w:br/>
     </w:r>

--- a/tillsyn/A 29739-2026 tillsynsbegäran.docx
+++ b/tillsyn/A 29739-2026 tillsynsbegäran.docx
@@ -1452,7 +1452,7 @@
     <w:r>
       <w:tab/>
       <w:tab/>
-      <w:t>2026-08-22</w:t>
+      <w:t>2026-08-23</w:t>
       <w:br/>
       <w:br/>
     </w:r>

--- a/tillsyn/A 29739-2026 tillsynsbegäran.docx
+++ b/tillsyn/A 29739-2026 tillsynsbegäran.docx
@@ -1452,7 +1452,7 @@
     <w:r>
       <w:tab/>
       <w:tab/>
-      <w:t>2026-08-23</w:t>
+      <w:t>2026-08-24</w:t>
       <w:br/>
       <w:br/>
     </w:r>

--- a/tillsyn/A 29739-2026 tillsynsbegäran.docx
+++ b/tillsyn/A 29739-2026 tillsynsbegäran.docx
@@ -1452,7 +1452,7 @@
     <w:r>
       <w:tab/>
       <w:tab/>
-      <w:t>2026-08-24</w:t>
+      <w:t>2026-08-25</w:t>
       <w:br/>
       <w:br/>
     </w:r>

--- a/tillsyn/A 29739-2026 tillsynsbegäran.docx
+++ b/tillsyn/A 29739-2026 tillsynsbegäran.docx
@@ -1452,7 +1452,7 @@
     <w:r>
       <w:tab/>
       <w:tab/>
-      <w:t>2026-08-25</w:t>
+      <w:t>2026-08-26</w:t>
       <w:br/>
       <w:br/>
     </w:r>

--- a/tillsyn/A 29739-2026 tillsynsbegäran.docx
+++ b/tillsyn/A 29739-2026 tillsynsbegäran.docx
@@ -1452,7 +1452,7 @@
     <w:r>
       <w:tab/>
       <w:tab/>
-      <w:t>2026-08-26</w:t>
+      <w:t>2026-08-27</w:t>
       <w:br/>
       <w:br/>
     </w:r>

--- a/tillsyn/A 29739-2026 tillsynsbegäran.docx
+++ b/tillsyn/A 29739-2026 tillsynsbegäran.docx
@@ -1452,7 +1452,7 @@
     <w:r>
       <w:tab/>
       <w:tab/>
-      <w:t>2026-08-27</w:t>
+      <w:t>2026-08-28</w:t>
       <w:br/>
       <w:br/>
     </w:r>

--- a/tillsyn/A 29739-2026 tillsynsbegäran.docx
+++ b/tillsyn/A 29739-2026 tillsynsbegäran.docx
@@ -1452,7 +1452,7 @@
     <w:r>
       <w:tab/>
       <w:tab/>
-      <w:t>2026-08-28</w:t>
+      <w:t>2026-08-29</w:t>
       <w:br/>
       <w:br/>
     </w:r>

--- a/tillsyn/A 29739-2026 tillsynsbegäran.docx
+++ b/tillsyn/A 29739-2026 tillsynsbegäran.docx
@@ -1452,7 +1452,7 @@
     <w:r>
       <w:tab/>
       <w:tab/>
-      <w:t>2026-08-29</w:t>
+      <w:t>2026-08-31</w:t>
       <w:br/>
       <w:br/>
     </w:r>

--- a/tillsyn/A 29739-2026 tillsynsbegäran.docx
+++ b/tillsyn/A 29739-2026 tillsynsbegäran.docx
@@ -1452,7 +1452,7 @@
     <w:r>
       <w:tab/>
       <w:tab/>
-      <w:t>2026-08-31</w:t>
+      <w:t>2026-09-01</w:t>
       <w:br/>
       <w:br/>
     </w:r>

--- a/tillsyn/A 29739-2026 tillsynsbegäran.docx
+++ b/tillsyn/A 29739-2026 tillsynsbegäran.docx
@@ -1452,7 +1452,7 @@
     <w:r>
       <w:tab/>
       <w:tab/>
-      <w:t>2026-09-01</w:t>
+      <w:t>2026-09-02</w:t>
       <w:br/>
       <w:br/>
     </w:r>

--- a/tillsyn/A 29739-2026 tillsynsbegäran.docx
+++ b/tillsyn/A 29739-2026 tillsynsbegäran.docx
@@ -1452,7 +1452,7 @@
     <w:r>
       <w:tab/>
       <w:tab/>
-      <w:t>2026-09-02</w:t>
+      <w:t>2026-09-03</w:t>
       <w:br/>
       <w:br/>
     </w:r>

--- a/tillsyn/A 29739-2026 tillsynsbegäran.docx
+++ b/tillsyn/A 29739-2026 tillsynsbegäran.docx
@@ -1452,7 +1452,7 @@
     <w:r>
       <w:tab/>
       <w:tab/>
-      <w:t>2026-09-03</w:t>
+      <w:t>2026-09-04</w:t>
       <w:br/>
       <w:br/>
     </w:r>

--- a/tillsyn/A 29739-2026 tillsynsbegäran.docx
+++ b/tillsyn/A 29739-2026 tillsynsbegäran.docx
@@ -1452,7 +1452,7 @@
     <w:r>
       <w:tab/>
       <w:tab/>
-      <w:t>2026-09-04</w:t>
+      <w:t>2026-09-05</w:t>
       <w:br/>
       <w:br/>
     </w:r>

--- a/tillsyn/A 29739-2026 tillsynsbegäran.docx
+++ b/tillsyn/A 29739-2026 tillsynsbegäran.docx
@@ -1452,7 +1452,7 @@
     <w:r>
       <w:tab/>
       <w:tab/>
-      <w:t>2026-09-05</w:t>
+      <w:t>2026-09-06</w:t>
       <w:br/>
       <w:br/>
     </w:r>

--- a/tillsyn/A 29739-2026 tillsynsbegäran.docx
+++ b/tillsyn/A 29739-2026 tillsynsbegäran.docx
@@ -1452,7 +1452,7 @@
     <w:r>
       <w:tab/>
       <w:tab/>
-      <w:t>2026-09-06</w:t>
+      <w:t>2026-09-07</w:t>
       <w:br/>
       <w:br/>
     </w:r>

--- a/tillsyn/A 29739-2026 tillsynsbegäran.docx
+++ b/tillsyn/A 29739-2026 tillsynsbegäran.docx
@@ -1452,7 +1452,7 @@
     <w:r>
       <w:tab/>
       <w:tab/>
-      <w:t>2026-09-07</w:t>
+      <w:t>2026-09-08</w:t>
       <w:br/>
       <w:br/>
     </w:r>

--- a/tillsyn/A 29739-2026 tillsynsbegäran.docx
+++ b/tillsyn/A 29739-2026 tillsynsbegäran.docx
@@ -1452,7 +1452,7 @@
     <w:r>
       <w:tab/>
       <w:tab/>
-      <w:t>2026-09-08</w:t>
+      <w:t>2026-09-09</w:t>
       <w:br/>
       <w:br/>
     </w:r>

--- a/tillsyn/A 29739-2026 tillsynsbegäran.docx
+++ b/tillsyn/A 29739-2026 tillsynsbegäran.docx
@@ -1452,7 +1452,7 @@
     <w:r>
       <w:tab/>
       <w:tab/>
-      <w:t>2026-09-09</w:t>
+      <w:t>2026-09-10</w:t>
       <w:br/>
       <w:br/>
     </w:r>

--- a/tillsyn/A 29739-2026 tillsynsbegäran.docx
+++ b/tillsyn/A 29739-2026 tillsynsbegäran.docx
@@ -1452,7 +1452,7 @@
     <w:r>
       <w:tab/>
       <w:tab/>
-      <w:t>2026-09-10</w:t>
+      <w:t>2026-09-11</w:t>
       <w:br/>
       <w:br/>
     </w:r>

--- a/tillsyn/A 29739-2026 tillsynsbegäran.docx
+++ b/tillsyn/A 29739-2026 tillsynsbegäran.docx
@@ -1452,7 +1452,7 @@
     <w:r>
       <w:tab/>
       <w:tab/>
-      <w:t>2026-09-11</w:t>
+      <w:t>2026-09-12</w:t>
       <w:br/>
       <w:br/>
     </w:r>

--- a/tillsyn/A 29739-2026 tillsynsbegäran.docx
+++ b/tillsyn/A 29739-2026 tillsynsbegäran.docx
@@ -1452,7 +1452,7 @@
     <w:r>
       <w:tab/>
       <w:tab/>
-      <w:t>2026-09-12</w:t>
+      <w:t>2026-09-13</w:t>
       <w:br/>
       <w:br/>
     </w:r>
